--- a/Docs/ALW_Mobile_CMS_New_For_Anna.docx
+++ b/Docs/ALW_Mobile_CMS_New_For_Anna.docx
@@ -25,7 +25,7 @@
           <w:color w:val="6E6A62"/>
           <w:sz w:val="24"/>
         </w:rPr>
-        <w:t>What changed this week — and how to use it. Anna Lou Wellness · 9 June 2026</w:t>
+        <w:t>Everything new this week — safer editing, faster photos, and full visibility into what Google + AI engines see. Anna Lou Wellness · 9 June 2026</w:t>
       </w:r>
     </w:p>
     <w:p>
@@ -312,7 +312,7 @@
           <w:color w:val="F280AA"/>
           <w:sz w:val="18"/>
         </w:rPr>
-        <w:t>QUICK PHOTOS</w:t>
+        <w:t>SEO &amp; AI FILES</w:t>
       </w:r>
     </w:p>
     <w:p>
@@ -325,7 +325,7 @@
           <w:color w:val="6E3A5A"/>
           <w:sz w:val="30"/>
         </w:rPr>
-        <w:t>Every hero image in your site, one tap to replace.</w:t>
+        <w:t>See every file Google + ChatGPT read from your site.</w:t>
       </w:r>
     </w:p>
     <w:p>
@@ -338,7 +338,7 @@
           <w:color w:val="231F20"/>
           <w:sz w:val="22"/>
         </w:rPr>
-        <w:t>New sidebar item in the CMS: Quick Photos (📷 icon).</w:t>
+        <w:t>New sidebar item: SEO &amp; AI Files (🤖 icon).</w:t>
       </w:r>
     </w:p>
     <w:p>
@@ -351,7 +351,20 @@
           <w:color w:val="231F20"/>
           <w:sz w:val="22"/>
         </w:rPr>
-        <w:t>Opens a single page showing every hero, portrait, and featured photo across your entire site as thumbnails. Homepage hero, every programme hero, every practitioner portrait, every Page Builder page hero — all in one grid.</w:t>
+        <w:t>Opens a single reference page listing every machine-readable file your site exposes — sitemap, robots.txt, RSS, the llms.txt file for AI engines, the product feeds for Google Shopping and OpenAI's new Agentic Commerce program. Each card explains who reads it, what it does, and how often it updates.</w:t>
+      </w:r>
+    </w:p>
+    <w:p>
+      <w:pPr>
+        <w:spacing w:after="120"/>
+      </w:pPr>
+      <w:r>
+        <w:rPr>
+          <w:i w:val="0"/>
+          <w:color w:val="231F20"/>
+          <w:sz w:val="22"/>
+        </w:rPr>
+        <w:t>You don't need to maintain any of these files manually. They auto-update as you publish content. The page exists so you can SEE what's there — useful when curious about how AI engines describe your work, or when you want to share the right URL with a marketing partner.</w:t>
       </w:r>
     </w:p>
     <w:p>
@@ -364,12 +377,12 @@
           <w:color w:val="231F20"/>
           <w:sz w:val="26"/>
         </w:rPr>
-        <w:t>How to swap a photo</w:t>
+        <w:t>Files included</w:t>
       </w:r>
     </w:p>
     <w:p>
       <w:pPr>
-        <w:spacing w:after="60"/>
+        <w:spacing w:after="40"/>
         <w:ind w:left="432"/>
       </w:pPr>
       <w:r>
@@ -377,18 +390,18 @@
           <w:b/>
           <w:color w:val="6E3A5A"/>
         </w:rPr>
-        <w:t xml:space="preserve">1. </w:t>
+        <w:t xml:space="preserve">•  </w:t>
       </w:r>
       <w:r>
         <w:rPr>
           <w:sz w:val="22"/>
         </w:rPr>
-        <w:t>Open CMS → Quick Photos (sidebar)</w:t>
+        <w:t>Sitemap (Google + all search crawlers)</w:t>
       </w:r>
     </w:p>
     <w:p>
       <w:pPr>
-        <w:spacing w:after="60"/>
+        <w:spacing w:after="40"/>
         <w:ind w:left="432"/>
       </w:pPr>
       <w:r>
@@ -396,18 +409,18 @@
           <w:b/>
           <w:color w:val="6E3A5A"/>
         </w:rPr>
-        <w:t xml:space="preserve">2. </w:t>
+        <w:t xml:space="preserve">•  </w:t>
       </w:r>
       <w:r>
         <w:rPr>
           <w:sz w:val="22"/>
         </w:rPr>
-        <w:t>Find the thumbnail you want to replace</w:t>
+        <w:t>Robots.txt (crawler rules)</w:t>
       </w:r>
     </w:p>
     <w:p>
       <w:pPr>
-        <w:spacing w:after="60"/>
+        <w:spacing w:after="40"/>
         <w:ind w:left="432"/>
       </w:pPr>
       <w:r>
@@ -415,18 +428,18 @@
           <w:b/>
           <w:color w:val="6E3A5A"/>
         </w:rPr>
-        <w:t xml:space="preserve">3. </w:t>
+        <w:t xml:space="preserve">•  </w:t>
       </w:r>
       <w:r>
         <w:rPr>
           <w:sz w:val="22"/>
         </w:rPr>
-        <w:t>Tap Replace (or Upload if it's empty)</w:t>
+        <w:t>RSS feed (Apple News, Substack, feed readers)</w:t>
       </w:r>
     </w:p>
     <w:p>
       <w:pPr>
-        <w:spacing w:after="60"/>
+        <w:spacing w:after="40"/>
         <w:ind w:left="432"/>
       </w:pPr>
       <w:r>
@@ -434,18 +447,18 @@
           <w:b/>
           <w:color w:val="6E3A5A"/>
         </w:rPr>
-        <w:t xml:space="preserve">4. </w:t>
+        <w:t xml:space="preserve">•  </w:t>
       </w:r>
       <w:r>
         <w:rPr>
           <w:sz w:val="22"/>
         </w:rPr>
-        <w:t>Pick a photo from your phone</w:t>
+        <w:t>llms.txt (ChatGPT, Claude, Perplexity, Gemini)</w:t>
       </w:r>
     </w:p>
     <w:p>
       <w:pPr>
-        <w:spacing w:after="60"/>
+        <w:spacing w:after="40"/>
         <w:ind w:left="432"/>
       </w:pPr>
       <w:r>
@@ -453,13 +466,51 @@
           <w:b/>
           <w:color w:val="6E3A5A"/>
         </w:rPr>
-        <w:t xml:space="preserve">5. </w:t>
+        <w:t xml:space="preserve">•  </w:t>
       </w:r>
       <w:r>
         <w:rPr>
           <w:sz w:val="22"/>
         </w:rPr>
-        <w:t>The thumbnail updates. Tap the entry name → tap Publish to push live.</w:t>
+        <w:t>Google Merchant feed (Google Shopping)</w:t>
+      </w:r>
+    </w:p>
+    <w:p>
+      <w:pPr>
+        <w:spacing w:after="40"/>
+        <w:ind w:left="432"/>
+      </w:pPr>
+      <w:r>
+        <w:rPr>
+          <w:b/>
+          <w:color w:val="6E3A5A"/>
+        </w:rPr>
+        <w:t xml:space="preserve">•  </w:t>
+      </w:r>
+      <w:r>
+        <w:rPr>
+          <w:sz w:val="22"/>
+        </w:rPr>
+        <w:t>OpenAI product feeds (Agentic Commerce, jsonl + json)</w:t>
+      </w:r>
+    </w:p>
+    <w:p>
+      <w:pPr>
+        <w:spacing w:after="40"/>
+        <w:ind w:left="432"/>
+      </w:pPr>
+      <w:r>
+        <w:rPr>
+          <w:b/>
+          <w:color w:val="6E3A5A"/>
+        </w:rPr>
+        <w:t xml:space="preserve">•  </w:t>
+      </w:r>
+      <w:r>
+        <w:rPr>
+          <w:sz w:val="22"/>
+        </w:rPr>
+        <w:t>Schema.org JSON-LD + Open Graph (embedded in every page)</w:t>
       </w:r>
     </w:p>
     <w:p>
@@ -472,7 +523,68 @@
           <w:color w:val="231F20"/>
           <w:sz w:val="22"/>
         </w:rPr>
-        <w:t>Total: ~4 taps. Old way was ~10.</w:t>
+        <w:t>Each card has a green View button to open the file in a new tab, and a Copy URL button if you need to share it.</w:t>
+      </w:r>
+    </w:p>
+    <w:p>
+      <w:pPr>
+        <w:spacing w:before="120" w:after="200"/>
+        <w:jc w:val="center"/>
+      </w:pPr>
+      <w:r>
+        <w:t>────────────────────────────────────────────────────────────</w:t>
+      </w:r>
+    </w:p>
+    <w:p>
+      <w:pPr>
+        <w:spacing w:before="120" w:after="40"/>
+      </w:pPr>
+      <w:r>
+        <w:rPr>
+          <w:b/>
+          <w:color w:val="F280AA"/>
+          <w:sz w:val="18"/>
+        </w:rPr>
+        <w:t>QUICK PHOTOS · COMING SOON</w:t>
+      </w:r>
+    </w:p>
+    <w:p>
+      <w:pPr>
+        <w:spacing w:before="360" w:after="80"/>
+      </w:pPr>
+      <w:r>
+        <w:rPr>
+          <w:b/>
+          <w:color w:val="6E3A5A"/>
+          <w:sz w:val="30"/>
+        </w:rPr>
+        <w:t>A faster photo-swap workflow, in progress.</w:t>
+      </w:r>
+    </w:p>
+    <w:p>
+      <w:pPr>
+        <w:spacing w:after="120"/>
+      </w:pPr>
+      <w:r>
+        <w:rPr>
+          <w:i w:val="0"/>
+          <w:color w:val="231F20"/>
+          <w:sz w:val="22"/>
+        </w:rPr>
+        <w:t>We're building a Quick Photos page that lets you replace any hero image across your whole site in 2 taps from a single grid. The page is in your CMS sidebar (📷 icon) but currently shows a 'Coming soon' message — Strapi 5 changed how it handles authentication and the page needs a rewrite to work properly.</w:t>
+      </w:r>
+    </w:p>
+    <w:p>
+      <w:pPr>
+        <w:spacing w:after="120"/>
+      </w:pPr>
+      <w:r>
+        <w:rPr>
+          <w:i w:val="0"/>
+          <w:color w:val="231F20"/>
+          <w:sz w:val="22"/>
+        </w:rPr>
+        <w:t>Until that ships, the fastest way to replace a photo is to tap the existing image thumbnail directly inside the entry (not the field label) — a Replace media button appears, one tap, pick the photo, publish.</w:t>
       </w:r>
     </w:p>
     <w:p>
@@ -1253,7 +1365,7 @@
         <w:rPr>
           <w:sz w:val="22"/>
         </w:rPr>
-        <w:t>CMS → Quick Photos → Homepage hero → Replace → pick the photo</w:t>
+        <w:t>CMS → Content Manager → Homepage → tap the existing hero image directly → Replace media → pick the new photo</w:t>
       </w:r>
     </w:p>
     <w:p>
@@ -1272,7 +1384,7 @@
         <w:rPr>
           <w:sz w:val="22"/>
         </w:rPr>
-        <w:t>Tap entry name → Publish</w:t>
+        <w:t>Tap Publish (top right)</w:t>
       </w:r>
     </w:p>
     <w:p>
@@ -1304,7 +1416,7 @@
           <w:color w:val="231F20"/>
           <w:sz w:val="22"/>
         </w:rPr>
-        <w:t>Total time: about 30 seconds. The old workflow took 2–3 minutes and several full navigation cycles.</w:t>
+        <w:t>Total time: about 40 seconds. The old workflow took 2–3 minutes and several full navigation cycles. Once Quick Photos lands, step 3 becomes one tap instead of three.</w:t>
       </w:r>
     </w:p>
     <w:p>
@@ -1415,7 +1527,64 @@
         <w:rPr>
           <w:sz w:val="22"/>
         </w:rPr>
-        <w:t>Draft mode + View Live button + Quick Photos + iOS Shortcut all wired and live.</w:t>
+        <w:t>Sitemap auto-includes new programmes, experiences, articles, products, practitioners, and Page Builder pages — Google discovers your new content on its next crawl. No action needed.</w:t>
+      </w:r>
+    </w:p>
+    <w:p>
+      <w:pPr>
+        <w:spacing w:after="40"/>
+        <w:ind w:left="216"/>
+      </w:pPr>
+      <w:r>
+        <w:rPr>
+          <w:b/>
+          <w:color w:val="0A7A3B"/>
+        </w:rPr>
+        <w:t xml:space="preserve">✓  </w:t>
+      </w:r>
+      <w:r>
+        <w:rPr>
+          <w:sz w:val="22"/>
+        </w:rPr>
+        <w:t>llms.txt auto-refreshes every 10 minutes — ChatGPT, Claude, Perplexity, and Gemini see your latest content within minutes of publishing.</w:t>
+      </w:r>
+    </w:p>
+    <w:p>
+      <w:pPr>
+        <w:spacing w:after="40"/>
+        <w:ind w:left="216"/>
+      </w:pPr>
+      <w:r>
+        <w:rPr>
+          <w:b/>
+          <w:color w:val="0A7A3B"/>
+        </w:rPr>
+        <w:t xml:space="preserve">✓  </w:t>
+      </w:r>
+      <w:r>
+        <w:rPr>
+          <w:sz w:val="22"/>
+        </w:rPr>
+        <w:t>Schema.org JSON-LD generated automatically per page — Article, Service, Product, FAQ, Review, AggregateRating, BreadcrumbList. Lets Google show rich-snippet stars and FAQ accordions in search results.</w:t>
+      </w:r>
+    </w:p>
+    <w:p>
+      <w:pPr>
+        <w:spacing w:after="40"/>
+        <w:ind w:left="216"/>
+      </w:pPr>
+      <w:r>
+        <w:rPr>
+          <w:b/>
+          <w:color w:val="0A7A3B"/>
+        </w:rPr>
+        <w:t xml:space="preserve">✓  </w:t>
+      </w:r>
+      <w:r>
+        <w:rPr>
+          <w:sz w:val="22"/>
+        </w:rPr>
+        <w:t>Draft mode + View Live button + Practitioners page + SEO &amp; AI Files admin + iOS Shortcut all wired and live.</w:t>
       </w:r>
     </w:p>
     <w:p>
